--- a/COC Format.docx
+++ b/COC Format.docx
@@ -323,7 +323,7 @@
                 <w:szCs w:val="22"/>
                 <w:u w:val="single"/>
               </w:rPr>
-              <w:t>14 May 2026</w:t>
+              <w:t>18 May 2026</w:t>
             </w:r>
             <w:r>
               <w:rPr>
@@ -385,7 +385,6 @@
                 <w:szCs w:val="22"/>
               </w:rPr>
             </w:pPr>
-            <w:proofErr w:type="spellStart"/>
             <w:r>
               <w:rPr>
                 <w:rFonts w:ascii="Verdana" w:eastAsia="DFKai-SB" w:hAnsi="Verdana" w:cs="Arial"/>
@@ -393,17 +392,7 @@
                 <w:sz w:val="22"/>
                 <w:szCs w:val="22"/>
               </w:rPr>
-              <w:t>Bconduct</w:t>
-            </w:r>
-            <w:proofErr w:type="spellEnd"/>
-            <w:r>
-              <w:rPr>
-                <w:rFonts w:ascii="Verdana" w:eastAsia="DFKai-SB" w:hAnsi="Verdana" w:cs="Arial"/>
-                <w:b/>
-                <w:sz w:val="22"/>
-                <w:szCs w:val="22"/>
-              </w:rPr>
-              <w:t xml:space="preserve"> HK</w:t>
+              <w:t>Bconduct HK</w:t>
             </w:r>
           </w:p>
         </w:tc>
@@ -961,81 +950,9 @@
           <w:noProof/>
           <w:sz w:val="20"/>
           <w:szCs w:val="20"/>
-          <w:lang w:bidi="he-IL"/>
         </w:rPr>
         <w:drawing>
-          <wp:anchor distT="0" distB="0" distL="114300" distR="114300" simplePos="0" relativeHeight="251667456" behindDoc="0" locked="0" layoutInCell="1" allowOverlap="1" wp14:anchorId="660EDB9A" wp14:editId="25CC1F7C">
-            <wp:simplePos x="0" y="0"/>
-            <wp:positionH relativeFrom="column">
-              <wp:posOffset>4135120</wp:posOffset>
-            </wp:positionH>
-            <wp:positionV relativeFrom="paragraph">
-              <wp:posOffset>165735</wp:posOffset>
-            </wp:positionV>
-            <wp:extent cx="1800860" cy="609600"/>
-            <wp:effectExtent l="0" t="0" r="8890" b="0"/>
-            <wp:wrapThrough wrapText="bothSides">
-              <wp:wrapPolygon edited="0">
-                <wp:start x="0" y="0"/>
-                <wp:lineTo x="0" y="20925"/>
-                <wp:lineTo x="21478" y="20925"/>
-                <wp:lineTo x="21478" y="0"/>
-                <wp:lineTo x="0" y="0"/>
-              </wp:wrapPolygon>
-            </wp:wrapThrough>
-            <wp:docPr id="1889619138" name="Picture 2"/>
-            <wp:cNvGraphicFramePr>
-              <a:graphicFrameLocks xmlns:a="http://schemas.openxmlformats.org/drawingml/2006/main" noChangeAspect="1"/>
-            </wp:cNvGraphicFramePr>
-            <a:graphic xmlns:a="http://schemas.openxmlformats.org/drawingml/2006/main">
-              <a:graphicData uri="http://schemas.openxmlformats.org/drawingml/2006/picture">
-                <pic:pic xmlns:pic="http://schemas.openxmlformats.org/drawingml/2006/picture">
-                  <pic:nvPicPr>
-                    <pic:cNvPr id="1889619138" name="Picture 1889619138"/>
-                    <pic:cNvPicPr/>
-                  </pic:nvPicPr>
-                  <pic:blipFill>
-                    <a:blip r:embed="rId9" cstate="print">
-                      <a:extLst>
-                        <a:ext uri="{28A0092B-C50C-407E-A947-70E740481C1C}">
-                          <a14:useLocalDpi xmlns:a14="http://schemas.microsoft.com/office/drawing/2010/main" val="0"/>
-                        </a:ext>
-                      </a:extLst>
-                    </a:blip>
-                    <a:stretch>
-                      <a:fillRect/>
-                    </a:stretch>
-                  </pic:blipFill>
-                  <pic:spPr>
-                    <a:xfrm>
-                      <a:off x="0" y="0"/>
-                      <a:ext cx="1800860" cy="609600"/>
-                    </a:xfrm>
-                    <a:prstGeom prst="rect">
-                      <a:avLst/>
-                    </a:prstGeom>
-                  </pic:spPr>
-                </pic:pic>
-              </a:graphicData>
-            </a:graphic>
-            <wp14:sizeRelH relativeFrom="margin">
-              <wp14:pctWidth>0</wp14:pctWidth>
-            </wp14:sizeRelH>
-            <wp14:sizeRelV relativeFrom="margin">
-              <wp14:pctHeight>0</wp14:pctHeight>
-            </wp14:sizeRelV>
-          </wp:anchor>
-        </w:drawing>
-      </w:r>
-      <w:r>
-        <w:rPr>
-          <w:rFonts w:ascii="Verdana" w:hAnsi="Verdana" w:cs="Arial"/>
-          <w:noProof/>
-          <w:sz w:val="20"/>
-          <w:szCs w:val="20"/>
-        </w:rPr>
-        <w:drawing>
-          <wp:anchor distT="0" distB="0" distL="114300" distR="114300" simplePos="0" relativeHeight="251666432" behindDoc="0" locked="0" layoutInCell="1" allowOverlap="1" wp14:anchorId="3BBBF58A" wp14:editId="5CEDA601">
+          <wp:anchor distT="0" distB="0" distL="114300" distR="114300" simplePos="0" relativeHeight="251666432" behindDoc="0" locked="0" layoutInCell="1" allowOverlap="1" wp14:anchorId="3BBBF58A" wp14:editId="299E7BD7">
             <wp:simplePos x="0" y="0"/>
             <wp:positionH relativeFrom="column">
               <wp:posOffset>3052859</wp:posOffset>
@@ -1060,7 +977,7 @@
                     </pic:cNvPicPr>
                   </pic:nvPicPr>
                   <pic:blipFill>
-                    <a:blip r:embed="rId10">
+                    <a:blip r:embed="rId9">
                       <a:extLst>
                         <a:ext uri="{28A0092B-C50C-407E-A947-70E740481C1C}">
                           <a14:useLocalDpi xmlns:a14="http://schemas.microsoft.com/office/drawing/2010/main" val="0"/>
@@ -1197,7 +1114,7 @@
                     </pic:cNvPicPr>
                   </pic:nvPicPr>
                   <pic:blipFill>
-                    <a:blip r:embed="rId11">
+                    <a:blip r:embed="rId10">
                       <a:extLst>
                         <a:ext uri="{28A0092B-C50C-407E-A947-70E740481C1C}">
                           <a14:useLocalDpi xmlns:a14="http://schemas.microsoft.com/office/drawing/2010/main" val="0"/>
@@ -1288,7 +1205,7 @@
                     </pic:cNvPicPr>
                   </pic:nvPicPr>
                   <pic:blipFill>
-                    <a:blip r:embed="rId11">
+                    <a:blip r:embed="rId10">
                       <a:extLst>
                         <a:ext uri="{28A0092B-C50C-407E-A947-70E740481C1C}">
                           <a14:useLocalDpi xmlns:a14="http://schemas.microsoft.com/office/drawing/2010/main" val="0"/>
@@ -1332,27 +1249,7 @@
           <w:szCs w:val="20"/>
           <w:lang w:eastAsia="zh-CN"/>
         </w:rPr>
-        <w:t xml:space="preserve">                </w:t>
-      </w:r>
-      <w:proofErr w:type="spellStart"/>
-      <w:r>
-        <w:rPr>
-          <w:rFonts w:ascii="Verdana" w:eastAsia="SimSun" w:hAnsi="Verdana" w:cs="Arial"/>
-          <w:sz w:val="20"/>
-          <w:szCs w:val="20"/>
-          <w:lang w:eastAsia="zh-CN"/>
-        </w:rPr>
-        <w:t>Bconduct</w:t>
-      </w:r>
-      <w:proofErr w:type="spellEnd"/>
-      <w:r>
-        <w:rPr>
-          <w:rFonts w:ascii="Verdana" w:eastAsia="SimSun" w:hAnsi="Verdana" w:cs="Arial"/>
-          <w:sz w:val="20"/>
-          <w:szCs w:val="20"/>
-          <w:lang w:eastAsia="zh-CN"/>
-        </w:rPr>
-        <w:t xml:space="preserve"> HK</w:t>
+        <w:t xml:space="preserve">                Bconduct HK</w:t>
       </w:r>
     </w:p>
     <w:p>
@@ -1407,7 +1304,7 @@
                     </pic:cNvPicPr>
                   </pic:nvPicPr>
                   <pic:blipFill>
-                    <a:blip r:embed="rId11">
+                    <a:blip r:embed="rId10">
                       <a:extLst>
                         <a:ext uri="{28A0092B-C50C-407E-A947-70E740481C1C}">
                           <a14:useLocalDpi xmlns:a14="http://schemas.microsoft.com/office/drawing/2010/main" val="0"/>
@@ -1474,7 +1371,7 @@
                     </pic:cNvPicPr>
                   </pic:nvPicPr>
                   <pic:blipFill>
-                    <a:blip r:embed="rId11">
+                    <a:blip r:embed="rId10">
                       <a:extLst>
                         <a:ext uri="{28A0092B-C50C-407E-A947-70E740481C1C}">
                           <a14:useLocalDpi xmlns:a14="http://schemas.microsoft.com/office/drawing/2010/main" val="0"/>
@@ -1513,7 +1410,7 @@
       </w:r>
     </w:p>
     <w:sectPr>
-      <w:headerReference w:type="default" r:id="rId12"/>
+      <w:headerReference w:type="default" r:id="rId11"/>
       <w:pgSz w:w="11906" w:h="16838"/>
       <w:pgMar w:top="147" w:right="1646" w:bottom="899" w:left="1620" w:header="851" w:footer="992" w:gutter="0"/>
       <w:cols w:space="425"/>
@@ -2426,26 +2323,6 @@
 </file>
 
 <file path=customXml/item1.xml><?xml version="1.0" encoding="utf-8"?>
-<?mso-contentType ?>
-<FormTemplates xmlns="http://schemas.microsoft.com/sharepoint/v3/contenttype/forms">
-  <Display>DocumentLibraryForm</Display>
-  <Edit>DocumentLibraryForm</Edit>
-  <New>DocumentLibraryForm</New>
-</FormTemplates>
-</file>
-
-<file path=customXml/item2.xml><?xml version="1.0" encoding="utf-8"?>
-<p:properties xmlns:p="http://schemas.microsoft.com/office/2006/metadata/properties" xmlns:xsi="http://www.w3.org/2001/XMLSchema-instance" xmlns:pc="http://schemas.microsoft.com/office/infopath/2007/PartnerControls">
-  <documentManagement>
-    <TaxCatchAll xmlns="37f9a750-8788-499c-92da-51b33dae9831" xsi:nil="true"/>
-    <lcf76f155ced4ddcb4097134ff3c332f xmlns="b4c6ad2c-5986-4733-a235-64ff18b52aa9">
-      <Terms xmlns="http://schemas.microsoft.com/office/infopath/2007/PartnerControls"/>
-    </lcf76f155ced4ddcb4097134ff3c332f>
-  </documentManagement>
-</p:properties>
-</file>
-
-<file path=customXml/item3.xml><?xml version="1.0" encoding="utf-8"?>
 <ct:contentTypeSchema xmlns:ct="http://schemas.microsoft.com/office/2006/metadata/contentType" xmlns:ma="http://schemas.microsoft.com/office/2006/metadata/properties/metaAttributes" ct:_="" ma:_="" ma:contentTypeName="Document" ma:contentTypeID="0x01010033A910E0D4DB284D92DB615CD0517B7F" ma:contentTypeVersion="19" ma:contentTypeDescription="Create a new document." ma:contentTypeScope="" ma:versionID="32f8431f245a0a81b704a512dcdb483e">
   <xsd:schema xmlns:xsd="http://www.w3.org/2001/XMLSchema" xmlns:xs="http://www.w3.org/2001/XMLSchema" xmlns:p="http://schemas.microsoft.com/office/2006/metadata/properties" xmlns:ns2="b4c6ad2c-5986-4733-a235-64ff18b52aa9" xmlns:ns3="37f9a750-8788-499c-92da-51b33dae9831" targetNamespace="http://schemas.microsoft.com/office/2006/metadata/properties" ma:root="true" ma:fieldsID="3fa9af407aed0b244ab909b2ad7e8363" ns2:_="" ns3:_="">
     <xsd:import namespace="b4c6ad2c-5986-4733-a235-64ff18b52aa9"/>
@@ -2706,10 +2583,41 @@
 </ct:contentTypeSchema>
 </file>
 
+<file path=customXml/item2.xml><?xml version="1.0" encoding="utf-8"?>
+<p:properties xmlns:p="http://schemas.microsoft.com/office/2006/metadata/properties" xmlns:xsi="http://www.w3.org/2001/XMLSchema-instance" xmlns:pc="http://schemas.microsoft.com/office/infopath/2007/PartnerControls">
+  <documentManagement>
+    <TaxCatchAll xmlns="37f9a750-8788-499c-92da-51b33dae9831" xsi:nil="true"/>
+    <lcf76f155ced4ddcb4097134ff3c332f xmlns="b4c6ad2c-5986-4733-a235-64ff18b52aa9">
+      <Terms xmlns="http://schemas.microsoft.com/office/infopath/2007/PartnerControls"/>
+    </lcf76f155ced4ddcb4097134ff3c332f>
+  </documentManagement>
+</p:properties>
+</file>
+
+<file path=customXml/item3.xml><?xml version="1.0" encoding="utf-8"?>
+<?mso-contentType ?>
+<FormTemplates xmlns="http://schemas.microsoft.com/sharepoint/v3/contenttype/forms">
+  <Display>DocumentLibraryForm</Display>
+  <Edit>DocumentLibraryForm</Edit>
+  <New>DocumentLibraryForm</New>
+</FormTemplates>
+</file>
+
 <file path=customXml/itemProps1.xml><?xml version="1.0" encoding="utf-8"?>
-<ds:datastoreItem xmlns:ds="http://schemas.openxmlformats.org/officeDocument/2006/customXml" ds:itemID="{11216EA7-F9C9-49E6-9115-4078DE181CD9}">
+<ds:datastoreItem xmlns:ds="http://schemas.openxmlformats.org/officeDocument/2006/customXml" ds:itemID="{1F7D0E9F-381B-46FE-95B1-72C12F08CA06}">
   <ds:schemaRefs>
-    <ds:schemaRef ds:uri="http://schemas.microsoft.com/sharepoint/v3/contenttype/forms"/>
+    <ds:schemaRef ds:uri="http://schemas.microsoft.com/office/2006/metadata/contentType"/>
+    <ds:schemaRef ds:uri="http://schemas.microsoft.com/office/2006/metadata/properties/metaAttributes"/>
+    <ds:schemaRef ds:uri="http://www.w3.org/2001/XMLSchema"/>
+    <ds:schemaRef ds:uri="http://schemas.microsoft.com/office/2006/metadata/properties"/>
+    <ds:schemaRef ds:uri="b4c6ad2c-5986-4733-a235-64ff18b52aa9"/>
+    <ds:schemaRef ds:uri="37f9a750-8788-499c-92da-51b33dae9831"/>
+    <ds:schemaRef ds:uri="http://schemas.microsoft.com/office/2006/documentManagement/types"/>
+    <ds:schemaRef ds:uri="http://schemas.microsoft.com/office/infopath/2007/PartnerControls"/>
+    <ds:schemaRef ds:uri="http://schemas.openxmlformats.org/package/2006/metadata/core-properties"/>
+    <ds:schemaRef ds:uri="http://purl.org/dc/elements/1.1/"/>
+    <ds:schemaRef ds:uri="http://purl.org/dc/terms/"/>
+    <ds:schemaRef ds:uri="http://schemas.microsoft.com/internal/obd"/>
   </ds:schemaRefs>
 </ds:datastoreItem>
 </file>
@@ -2726,20 +2634,9 @@
 </file>
 
 <file path=customXml/itemProps3.xml><?xml version="1.0" encoding="utf-8"?>
-<ds:datastoreItem xmlns:ds="http://schemas.openxmlformats.org/officeDocument/2006/customXml" ds:itemID="{1F7D0E9F-381B-46FE-95B1-72C12F08CA06}">
+<ds:datastoreItem xmlns:ds="http://schemas.openxmlformats.org/officeDocument/2006/customXml" ds:itemID="{11216EA7-F9C9-49E6-9115-4078DE181CD9}">
   <ds:schemaRefs>
-    <ds:schemaRef ds:uri="http://schemas.microsoft.com/office/2006/metadata/contentType"/>
-    <ds:schemaRef ds:uri="http://schemas.microsoft.com/office/2006/metadata/properties/metaAttributes"/>
-    <ds:schemaRef ds:uri="http://www.w3.org/2001/XMLSchema"/>
-    <ds:schemaRef ds:uri="http://schemas.microsoft.com/office/2006/metadata/properties"/>
-    <ds:schemaRef ds:uri="b4c6ad2c-5986-4733-a235-64ff18b52aa9"/>
-    <ds:schemaRef ds:uri="37f9a750-8788-499c-92da-51b33dae9831"/>
-    <ds:schemaRef ds:uri="http://schemas.microsoft.com/office/2006/documentManagement/types"/>
-    <ds:schemaRef ds:uri="http://schemas.microsoft.com/office/infopath/2007/PartnerControls"/>
-    <ds:schemaRef ds:uri="http://schemas.openxmlformats.org/package/2006/metadata/core-properties"/>
-    <ds:schemaRef ds:uri="http://purl.org/dc/elements/1.1/"/>
-    <ds:schemaRef ds:uri="http://purl.org/dc/terms/"/>
-    <ds:schemaRef ds:uri="http://schemas.microsoft.com/internal/obd"/>
+    <ds:schemaRef ds:uri="http://schemas.microsoft.com/sharepoint/v3/contenttype/forms"/>
   </ds:schemaRefs>
 </ds:datastoreItem>
 </file>
--- a/COC Format.docx
+++ b/COC Format.docx
@@ -385,6 +385,7 @@
                 <w:szCs w:val="22"/>
               </w:rPr>
             </w:pPr>
+            <w:proofErr w:type="spellStart"/>
             <w:r>
               <w:rPr>
                 <w:rFonts w:ascii="Verdana" w:eastAsia="DFKai-SB" w:hAnsi="Verdana" w:cs="Arial"/>
@@ -392,7 +393,17 @@
                 <w:sz w:val="22"/>
                 <w:szCs w:val="22"/>
               </w:rPr>
-              <w:t>Bconduct HK</w:t>
+              <w:t>Bconduct</w:t>
+            </w:r>
+            <w:proofErr w:type="spellEnd"/>
+            <w:r>
+              <w:rPr>
+                <w:rFonts w:ascii="Verdana" w:eastAsia="DFKai-SB" w:hAnsi="Verdana" w:cs="Arial"/>
+                <w:b/>
+                <w:sz w:val="22"/>
+                <w:szCs w:val="22"/>
+              </w:rPr>
+              <w:t xml:space="preserve"> HK</w:t>
             </w:r>
           </w:p>
         </w:tc>
@@ -550,7 +561,23 @@
           <w:rFonts w:ascii="Verdana" w:eastAsia="SimSun" w:hAnsi="Verdana" w:cs="Arial"/>
           <w:lang w:eastAsia="zh-CN"/>
         </w:rPr>
-        <w:t>It is hereby certified that the parts and / or material included in this shipment been manufactured and /or processed in conformance to the customer’s manufacturing drawings, materials, and specifications</w:t>
+        <w:t xml:space="preserve">It is hereby certified that the parts and / or material included in this shipment </w:t>
+      </w:r>
+      <w:proofErr w:type="gramStart"/>
+      <w:r>
+        <w:rPr>
+          <w:rFonts w:ascii="Verdana" w:eastAsia="SimSun" w:hAnsi="Verdana" w:cs="Arial"/>
+          <w:lang w:eastAsia="zh-CN"/>
+        </w:rPr>
+        <w:t>been</w:t>
+      </w:r>
+      <w:proofErr w:type="gramEnd"/>
+      <w:r>
+        <w:rPr>
+          <w:rFonts w:ascii="Verdana" w:eastAsia="SimSun" w:hAnsi="Verdana" w:cs="Arial"/>
+          <w:lang w:eastAsia="zh-CN"/>
+        </w:rPr>
+        <w:t xml:space="preserve"> manufactured and /or processed in conformance to the customer’s manufacturing drawings, materials, and specifications</w:t>
       </w:r>
       <w:r>
         <w:rPr>
@@ -1019,7 +1046,7 @@
         </w:tabs>
         <w:snapToGrid w:val="0"/>
         <w:spacing w:line="460" w:lineRule="exact"/>
-        <w:ind w:firstLineChars="1050" w:firstLine="2100"/>
+        <w:ind w:left="5040" w:firstLineChars="1050" w:firstLine="2100"/>
         <w:jc w:val="both"/>
         <w:rPr>
           <w:rFonts w:ascii="Verdana" w:hAnsi="Verdana" w:cs="Arial"/>
@@ -1028,6 +1055,15 @@
           <w:lang w:bidi="he-IL"/>
         </w:rPr>
       </w:pPr>
+      <w:r>
+        <w:rPr>
+          <w:rFonts w:ascii="Verdana" w:hAnsi="Verdana" w:cs="Arial"/>
+          <w:sz w:val="20"/>
+          <w:szCs w:val="20"/>
+          <w:lang w:bidi="he-IL"/>
+        </w:rPr>
+        <w:t>[signature]</w:t>
+      </w:r>
     </w:p>
     <w:p>
       <w:pPr>
@@ -1249,7 +1285,27 @@
           <w:szCs w:val="20"/>
           <w:lang w:eastAsia="zh-CN"/>
         </w:rPr>
-        <w:t xml:space="preserve">                Bconduct HK</w:t>
+        <w:t xml:space="preserve">                </w:t>
+      </w:r>
+      <w:proofErr w:type="spellStart"/>
+      <w:r>
+        <w:rPr>
+          <w:rFonts w:ascii="Verdana" w:eastAsia="SimSun" w:hAnsi="Verdana" w:cs="Arial"/>
+          <w:sz w:val="20"/>
+          <w:szCs w:val="20"/>
+          <w:lang w:eastAsia="zh-CN"/>
+        </w:rPr>
+        <w:t>Bconduct</w:t>
+      </w:r>
+      <w:proofErr w:type="spellEnd"/>
+      <w:r>
+        <w:rPr>
+          <w:rFonts w:ascii="Verdana" w:eastAsia="SimSun" w:hAnsi="Verdana" w:cs="Arial"/>
+          <w:sz w:val="20"/>
+          <w:szCs w:val="20"/>
+          <w:lang w:eastAsia="zh-CN"/>
+        </w:rPr>
+        <w:t xml:space="preserve"> HK</w:t>
       </w:r>
     </w:p>
     <w:p>
@@ -2323,6 +2379,26 @@
 </file>
 
 <file path=customXml/item1.xml><?xml version="1.0" encoding="utf-8"?>
+<?mso-contentType ?>
+<FormTemplates xmlns="http://schemas.microsoft.com/sharepoint/v3/contenttype/forms">
+  <Display>DocumentLibraryForm</Display>
+  <Edit>DocumentLibraryForm</Edit>
+  <New>DocumentLibraryForm</New>
+</FormTemplates>
+</file>
+
+<file path=customXml/item2.xml><?xml version="1.0" encoding="utf-8"?>
+<p:properties xmlns:p="http://schemas.microsoft.com/office/2006/metadata/properties" xmlns:xsi="http://www.w3.org/2001/XMLSchema-instance" xmlns:pc="http://schemas.microsoft.com/office/infopath/2007/PartnerControls">
+  <documentManagement>
+    <TaxCatchAll xmlns="37f9a750-8788-499c-92da-51b33dae9831" xsi:nil="true"/>
+    <lcf76f155ced4ddcb4097134ff3c332f xmlns="b4c6ad2c-5986-4733-a235-64ff18b52aa9">
+      <Terms xmlns="http://schemas.microsoft.com/office/infopath/2007/PartnerControls"/>
+    </lcf76f155ced4ddcb4097134ff3c332f>
+  </documentManagement>
+</p:properties>
+</file>
+
+<file path=customXml/item3.xml><?xml version="1.0" encoding="utf-8"?>
 <ct:contentTypeSchema xmlns:ct="http://schemas.microsoft.com/office/2006/metadata/contentType" xmlns:ma="http://schemas.microsoft.com/office/2006/metadata/properties/metaAttributes" ct:_="" ma:_="" ma:contentTypeName="Document" ma:contentTypeID="0x01010033A910E0D4DB284D92DB615CD0517B7F" ma:contentTypeVersion="19" ma:contentTypeDescription="Create a new document." ma:contentTypeScope="" ma:versionID="32f8431f245a0a81b704a512dcdb483e">
   <xsd:schema xmlns:xsd="http://www.w3.org/2001/XMLSchema" xmlns:xs="http://www.w3.org/2001/XMLSchema" xmlns:p="http://schemas.microsoft.com/office/2006/metadata/properties" xmlns:ns2="b4c6ad2c-5986-4733-a235-64ff18b52aa9" xmlns:ns3="37f9a750-8788-499c-92da-51b33dae9831" targetNamespace="http://schemas.microsoft.com/office/2006/metadata/properties" ma:root="true" ma:fieldsID="3fa9af407aed0b244ab909b2ad7e8363" ns2:_="" ns3:_="">
     <xsd:import namespace="b4c6ad2c-5986-4733-a235-64ff18b52aa9"/>
@@ -2583,27 +2659,26 @@
 </ct:contentTypeSchema>
 </file>
 
-<file path=customXml/item2.xml><?xml version="1.0" encoding="utf-8"?>
-<p:properties xmlns:p="http://schemas.microsoft.com/office/2006/metadata/properties" xmlns:xsi="http://www.w3.org/2001/XMLSchema-instance" xmlns:pc="http://schemas.microsoft.com/office/infopath/2007/PartnerControls">
-  <documentManagement>
-    <TaxCatchAll xmlns="37f9a750-8788-499c-92da-51b33dae9831" xsi:nil="true"/>
-    <lcf76f155ced4ddcb4097134ff3c332f xmlns="b4c6ad2c-5986-4733-a235-64ff18b52aa9">
-      <Terms xmlns="http://schemas.microsoft.com/office/infopath/2007/PartnerControls"/>
-    </lcf76f155ced4ddcb4097134ff3c332f>
-  </documentManagement>
-</p:properties>
+<file path=customXml/itemProps1.xml><?xml version="1.0" encoding="utf-8"?>
+<ds:datastoreItem xmlns:ds="http://schemas.openxmlformats.org/officeDocument/2006/customXml" ds:itemID="{11216EA7-F9C9-49E6-9115-4078DE181CD9}">
+  <ds:schemaRefs>
+    <ds:schemaRef ds:uri="http://schemas.microsoft.com/sharepoint/v3/contenttype/forms"/>
+  </ds:schemaRefs>
+</ds:datastoreItem>
 </file>
 
-<file path=customXml/item3.xml><?xml version="1.0" encoding="utf-8"?>
-<?mso-contentType ?>
-<FormTemplates xmlns="http://schemas.microsoft.com/sharepoint/v3/contenttype/forms">
-  <Display>DocumentLibraryForm</Display>
-  <Edit>DocumentLibraryForm</Edit>
-  <New>DocumentLibraryForm</New>
-</FormTemplates>
+<file path=customXml/itemProps2.xml><?xml version="1.0" encoding="utf-8"?>
+<ds:datastoreItem xmlns:ds="http://schemas.openxmlformats.org/officeDocument/2006/customXml" ds:itemID="{07AD164F-76D1-4A85-9532-6164C5526E4C}">
+  <ds:schemaRefs>
+    <ds:schemaRef ds:uri="http://schemas.microsoft.com/office/2006/metadata/properties"/>
+    <ds:schemaRef ds:uri="http://schemas.microsoft.com/office/infopath/2007/PartnerControls"/>
+    <ds:schemaRef ds:uri="37f9a750-8788-499c-92da-51b33dae9831"/>
+    <ds:schemaRef ds:uri="b4c6ad2c-5986-4733-a235-64ff18b52aa9"/>
+  </ds:schemaRefs>
+</ds:datastoreItem>
 </file>
 
-<file path=customXml/itemProps1.xml><?xml version="1.0" encoding="utf-8"?>
+<file path=customXml/itemProps3.xml><?xml version="1.0" encoding="utf-8"?>
 <ds:datastoreItem xmlns:ds="http://schemas.openxmlformats.org/officeDocument/2006/customXml" ds:itemID="{1F7D0E9F-381B-46FE-95B1-72C12F08CA06}">
   <ds:schemaRefs>
     <ds:schemaRef ds:uri="http://schemas.microsoft.com/office/2006/metadata/contentType"/>
@@ -2620,23 +2695,4 @@
     <ds:schemaRef ds:uri="http://schemas.microsoft.com/internal/obd"/>
   </ds:schemaRefs>
 </ds:datastoreItem>
-</file>
-
-<file path=customXml/itemProps2.xml><?xml version="1.0" encoding="utf-8"?>
-<ds:datastoreItem xmlns:ds="http://schemas.openxmlformats.org/officeDocument/2006/customXml" ds:itemID="{07AD164F-76D1-4A85-9532-6164C5526E4C}">
-  <ds:schemaRefs>
-    <ds:schemaRef ds:uri="http://schemas.microsoft.com/office/2006/metadata/properties"/>
-    <ds:schemaRef ds:uri="http://schemas.microsoft.com/office/infopath/2007/PartnerControls"/>
-    <ds:schemaRef ds:uri="37f9a750-8788-499c-92da-51b33dae9831"/>
-    <ds:schemaRef ds:uri="b4c6ad2c-5986-4733-a235-64ff18b52aa9"/>
-  </ds:schemaRefs>
-</ds:datastoreItem>
-</file>
-
-<file path=customXml/itemProps3.xml><?xml version="1.0" encoding="utf-8"?>
-<ds:datastoreItem xmlns:ds="http://schemas.openxmlformats.org/officeDocument/2006/customXml" ds:itemID="{11216EA7-F9C9-49E6-9115-4078DE181CD9}">
-  <ds:schemaRefs>
-    <ds:schemaRef ds:uri="http://schemas.microsoft.com/sharepoint/v3/contenttype/forms"/>
-  </ds:schemaRefs>
-</ds:datastoreItem>
 </file>
--- a/COC Format.docx
+++ b/COC Format.docx
@@ -323,7 +323,7 @@
                 <w:szCs w:val="22"/>
                 <w:u w:val="single"/>
               </w:rPr>
-              <w:t>18 May 2026</w:t>
+              <w:t>26 May 2026</w:t>
             </w:r>
             <w:r>
               <w:rPr>
@@ -561,23 +561,7 @@
           <w:rFonts w:ascii="Verdana" w:eastAsia="SimSun" w:hAnsi="Verdana" w:cs="Arial"/>
           <w:lang w:eastAsia="zh-CN"/>
         </w:rPr>
-        <w:t xml:space="preserve">It is hereby certified that the parts and / or material included in this shipment </w:t>
-      </w:r>
-      <w:proofErr w:type="gramStart"/>
-      <w:r>
-        <w:rPr>
-          <w:rFonts w:ascii="Verdana" w:eastAsia="SimSun" w:hAnsi="Verdana" w:cs="Arial"/>
-          <w:lang w:eastAsia="zh-CN"/>
-        </w:rPr>
-        <w:t>been</w:t>
-      </w:r>
-      <w:proofErr w:type="gramEnd"/>
-      <w:r>
-        <w:rPr>
-          <w:rFonts w:ascii="Verdana" w:eastAsia="SimSun" w:hAnsi="Verdana" w:cs="Arial"/>
-          <w:lang w:eastAsia="zh-CN"/>
-        </w:rPr>
-        <w:t xml:space="preserve"> manufactured and /or processed in conformance to the customer’s manufacturing drawings, materials, and specifications</w:t>
+        <w:t>It is hereby certified that the parts and / or material included in this shipment been manufactured and /or processed in conformance to the customer’s manufacturing drawings, materials, and specifications</w:t>
       </w:r>
       <w:r>
         <w:rPr>
@@ -1044,9 +1028,9 @@
         <w:tabs>
           <w:tab w:val="right" w:pos="10440"/>
         </w:tabs>
+        <w:bidi/>
         <w:snapToGrid w:val="0"/>
         <w:spacing w:line="460" w:lineRule="exact"/>
-        <w:ind w:left="5040" w:firstLineChars="1050" w:firstLine="2100"/>
         <w:jc w:val="both"/>
         <w:rPr>
           <w:rFonts w:ascii="Verdana" w:hAnsi="Verdana" w:cs="Arial"/>
@@ -1062,7 +1046,25 @@
           <w:szCs w:val="20"/>
           <w:lang w:bidi="he-IL"/>
         </w:rPr>
-        <w:t>[signature]</w:t>
+        <w:t xml:space="preserve"> </w:t>
+      </w:r>
+      <w:r>
+        <w:rPr>
+          <w:rFonts w:ascii="Verdana" w:hAnsi="Verdana" w:cs="Arial"/>
+          <w:sz w:val="20"/>
+          <w:szCs w:val="20"/>
+          <w:lang w:bidi="he-IL"/>
+        </w:rPr>
+        <w:t>[signature</w:t>
+      </w:r>
+      <w:r>
+        <w:rPr>
+          <w:rFonts w:ascii="Verdana" w:hAnsi="Verdana" w:cs="Arial"/>
+          <w:sz w:val="20"/>
+          <w:szCs w:val="20"/>
+          <w:lang w:bidi="he-IL"/>
+        </w:rPr>
+        <w:t xml:space="preserve">]               </w:t>
       </w:r>
     </w:p>
     <w:p>

--- a/COC Format.docx
+++ b/COC Format.docx
@@ -295,44 +295,7 @@
                 <w:szCs w:val="22"/>
                 <w:u w:val="single"/>
               </w:rPr>
-              <w:fldChar w:fldCharType="begin"/>
-            </w:r>
-            <w:r>
-              <w:rPr>
-                <w:rFonts w:ascii="Verdana" w:hAnsi="Verdana" w:cs="Arial"/>
-                <w:sz w:val="22"/>
-                <w:szCs w:val="22"/>
-                <w:u w:val="single"/>
-              </w:rPr>
-              <w:instrText xml:space="preserve"> DATE \@ "d MMMM yyyy" </w:instrText>
-            </w:r>
-            <w:r>
-              <w:rPr>
-                <w:rFonts w:ascii="Verdana" w:hAnsi="Verdana" w:cs="Arial"/>
-                <w:sz w:val="22"/>
-                <w:szCs w:val="22"/>
-                <w:u w:val="single"/>
-              </w:rPr>
-              <w:fldChar w:fldCharType="separate"/>
-            </w:r>
-            <w:r>
-              <w:rPr>
-                <w:rFonts w:ascii="Verdana" w:hAnsi="Verdana" w:cs="Arial"/>
-                <w:noProof/>
-                <w:sz w:val="22"/>
-                <w:szCs w:val="22"/>
-                <w:u w:val="single"/>
-              </w:rPr>
-              <w:t>26 May 2026</w:t>
-            </w:r>
-            <w:r>
-              <w:rPr>
-                <w:rFonts w:ascii="Verdana" w:hAnsi="Verdana" w:cs="Arial"/>
-                <w:sz w:val="22"/>
-                <w:szCs w:val="22"/>
-                <w:u w:val="single"/>
-              </w:rPr>
-              <w:fldChar w:fldCharType="end"/>
+              <w:t>[Date]</w:t>
             </w:r>
           </w:p>
         </w:tc>
@@ -380,30 +343,19 @@
             <w:pPr>
               <w:rPr>
                 <w:rFonts w:ascii="Verdana" w:eastAsia="DFKai-SB" w:hAnsi="Verdana" w:cs="Arial"/>
-                <w:b/>
+                <w:bCs/>
                 <w:sz w:val="22"/>
                 <w:szCs w:val="22"/>
               </w:rPr>
             </w:pPr>
-            <w:proofErr w:type="spellStart"/>
             <w:r>
               <w:rPr>
                 <w:rFonts w:ascii="Verdana" w:eastAsia="DFKai-SB" w:hAnsi="Verdana" w:cs="Arial"/>
-                <w:b/>
+                <w:bCs/>
                 <w:sz w:val="22"/>
                 <w:szCs w:val="22"/>
               </w:rPr>
-              <w:t>Bconduct</w:t>
-            </w:r>
-            <w:proofErr w:type="spellEnd"/>
-            <w:r>
-              <w:rPr>
-                <w:rFonts w:ascii="Verdana" w:eastAsia="DFKai-SB" w:hAnsi="Verdana" w:cs="Arial"/>
-                <w:b/>
-                <w:sz w:val="22"/>
-                <w:szCs w:val="22"/>
-              </w:rPr>
-              <w:t xml:space="preserve"> HK</w:t>
+              <w:t>[Supplier Name]</w:t>
             </w:r>
           </w:p>
         </w:tc>
@@ -464,6 +416,16 @@
                 <w:lang w:eastAsia="zh-CN"/>
               </w:rPr>
             </w:pPr>
+            <w:r>
+              <w:rPr>
+                <w:rFonts w:ascii="Verdana" w:eastAsia="SimSun" w:hAnsi="Verdana" w:cs="Arial"/>
+                <w:sz w:val="22"/>
+                <w:szCs w:val="22"/>
+                <w:u w:val="single"/>
+                <w:lang w:eastAsia="zh-CN"/>
+              </w:rPr>
+              <w:t>[Supplier name]</w:t>
+            </w:r>
           </w:p>
         </w:tc>
       </w:tr>
@@ -523,6 +485,16 @@
                 <w:lang w:eastAsia="zh-CN"/>
               </w:rPr>
             </w:pPr>
+            <w:r>
+              <w:rPr>
+                <w:rFonts w:ascii="Verdana" w:eastAsia="SimSun" w:hAnsi="Verdana" w:cs="Arial"/>
+                <w:sz w:val="22"/>
+                <w:szCs w:val="22"/>
+                <w:u w:val="single"/>
+                <w:lang w:eastAsia="zh-CN"/>
+              </w:rPr>
+              <w:t>[Customer Id]</w:t>
+            </w:r>
           </w:p>
         </w:tc>
       </w:tr>
@@ -561,7 +533,23 @@
           <w:rFonts w:ascii="Verdana" w:eastAsia="SimSun" w:hAnsi="Verdana" w:cs="Arial"/>
           <w:lang w:eastAsia="zh-CN"/>
         </w:rPr>
-        <w:t>It is hereby certified that the parts and / or material included in this shipment been manufactured and /or processed in conformance to the customer’s manufacturing drawings, materials, and specifications</w:t>
+        <w:t xml:space="preserve">It is hereby certified that the parts and / or material included in this shipment </w:t>
+      </w:r>
+      <w:proofErr w:type="gramStart"/>
+      <w:r>
+        <w:rPr>
+          <w:rFonts w:ascii="Verdana" w:eastAsia="SimSun" w:hAnsi="Verdana" w:cs="Arial"/>
+          <w:lang w:eastAsia="zh-CN"/>
+        </w:rPr>
+        <w:t>been</w:t>
+      </w:r>
+      <w:proofErr w:type="gramEnd"/>
+      <w:r>
+        <w:rPr>
+          <w:rFonts w:ascii="Verdana" w:eastAsia="SimSun" w:hAnsi="Verdana" w:cs="Arial"/>
+          <w:lang w:eastAsia="zh-CN"/>
+        </w:rPr>
+        <w:t xml:space="preserve"> manufactured and /or processed in conformance to the customer’s manufacturing drawings, materials, and specifications</w:t>
       </w:r>
       <w:r>
         <w:rPr>
@@ -2381,26 +2369,6 @@
 </file>
 
 <file path=customXml/item1.xml><?xml version="1.0" encoding="utf-8"?>
-<?mso-contentType ?>
-<FormTemplates xmlns="http://schemas.microsoft.com/sharepoint/v3/contenttype/forms">
-  <Display>DocumentLibraryForm</Display>
-  <Edit>DocumentLibraryForm</Edit>
-  <New>DocumentLibraryForm</New>
-</FormTemplates>
-</file>
-
-<file path=customXml/item2.xml><?xml version="1.0" encoding="utf-8"?>
-<p:properties xmlns:p="http://schemas.microsoft.com/office/2006/metadata/properties" xmlns:xsi="http://www.w3.org/2001/XMLSchema-instance" xmlns:pc="http://schemas.microsoft.com/office/infopath/2007/PartnerControls">
-  <documentManagement>
-    <TaxCatchAll xmlns="37f9a750-8788-499c-92da-51b33dae9831" xsi:nil="true"/>
-    <lcf76f155ced4ddcb4097134ff3c332f xmlns="b4c6ad2c-5986-4733-a235-64ff18b52aa9">
-      <Terms xmlns="http://schemas.microsoft.com/office/infopath/2007/PartnerControls"/>
-    </lcf76f155ced4ddcb4097134ff3c332f>
-  </documentManagement>
-</p:properties>
-</file>
-
-<file path=customXml/item3.xml><?xml version="1.0" encoding="utf-8"?>
 <ct:contentTypeSchema xmlns:ct="http://schemas.microsoft.com/office/2006/metadata/contentType" xmlns:ma="http://schemas.microsoft.com/office/2006/metadata/properties/metaAttributes" ct:_="" ma:_="" ma:contentTypeName="Document" ma:contentTypeID="0x01010033A910E0D4DB284D92DB615CD0517B7F" ma:contentTypeVersion="19" ma:contentTypeDescription="Create a new document." ma:contentTypeScope="" ma:versionID="32f8431f245a0a81b704a512dcdb483e">
   <xsd:schema xmlns:xsd="http://www.w3.org/2001/XMLSchema" xmlns:xs="http://www.w3.org/2001/XMLSchema" xmlns:p="http://schemas.microsoft.com/office/2006/metadata/properties" xmlns:ns2="b4c6ad2c-5986-4733-a235-64ff18b52aa9" xmlns:ns3="37f9a750-8788-499c-92da-51b33dae9831" targetNamespace="http://schemas.microsoft.com/office/2006/metadata/properties" ma:root="true" ma:fieldsID="3fa9af407aed0b244ab909b2ad7e8363" ns2:_="" ns3:_="">
     <xsd:import namespace="b4c6ad2c-5986-4733-a235-64ff18b52aa9"/>
@@ -2661,10 +2629,41 @@
 </ct:contentTypeSchema>
 </file>
 
+<file path=customXml/item2.xml><?xml version="1.0" encoding="utf-8"?>
+<p:properties xmlns:p="http://schemas.microsoft.com/office/2006/metadata/properties" xmlns:xsi="http://www.w3.org/2001/XMLSchema-instance" xmlns:pc="http://schemas.microsoft.com/office/infopath/2007/PartnerControls">
+  <documentManagement>
+    <TaxCatchAll xmlns="37f9a750-8788-499c-92da-51b33dae9831" xsi:nil="true"/>
+    <lcf76f155ced4ddcb4097134ff3c332f xmlns="b4c6ad2c-5986-4733-a235-64ff18b52aa9">
+      <Terms xmlns="http://schemas.microsoft.com/office/infopath/2007/PartnerControls"/>
+    </lcf76f155ced4ddcb4097134ff3c332f>
+  </documentManagement>
+</p:properties>
+</file>
+
+<file path=customXml/item3.xml><?xml version="1.0" encoding="utf-8"?>
+<?mso-contentType ?>
+<FormTemplates xmlns="http://schemas.microsoft.com/sharepoint/v3/contenttype/forms">
+  <Display>DocumentLibraryForm</Display>
+  <Edit>DocumentLibraryForm</Edit>
+  <New>DocumentLibraryForm</New>
+</FormTemplates>
+</file>
+
 <file path=customXml/itemProps1.xml><?xml version="1.0" encoding="utf-8"?>
-<ds:datastoreItem xmlns:ds="http://schemas.openxmlformats.org/officeDocument/2006/customXml" ds:itemID="{11216EA7-F9C9-49E6-9115-4078DE181CD9}">
+<ds:datastoreItem xmlns:ds="http://schemas.openxmlformats.org/officeDocument/2006/customXml" ds:itemID="{1F7D0E9F-381B-46FE-95B1-72C12F08CA06}">
   <ds:schemaRefs>
-    <ds:schemaRef ds:uri="http://schemas.microsoft.com/sharepoint/v3/contenttype/forms"/>
+    <ds:schemaRef ds:uri="http://schemas.microsoft.com/office/2006/metadata/contentType"/>
+    <ds:schemaRef ds:uri="http://schemas.microsoft.com/office/2006/metadata/properties/metaAttributes"/>
+    <ds:schemaRef ds:uri="http://www.w3.org/2001/XMLSchema"/>
+    <ds:schemaRef ds:uri="http://schemas.microsoft.com/office/2006/metadata/properties"/>
+    <ds:schemaRef ds:uri="b4c6ad2c-5986-4733-a235-64ff18b52aa9"/>
+    <ds:schemaRef ds:uri="37f9a750-8788-499c-92da-51b33dae9831"/>
+    <ds:schemaRef ds:uri="http://schemas.microsoft.com/office/2006/documentManagement/types"/>
+    <ds:schemaRef ds:uri="http://schemas.microsoft.com/office/infopath/2007/PartnerControls"/>
+    <ds:schemaRef ds:uri="http://schemas.openxmlformats.org/package/2006/metadata/core-properties"/>
+    <ds:schemaRef ds:uri="http://purl.org/dc/elements/1.1/"/>
+    <ds:schemaRef ds:uri="http://purl.org/dc/terms/"/>
+    <ds:schemaRef ds:uri="http://schemas.microsoft.com/internal/obd"/>
   </ds:schemaRefs>
 </ds:datastoreItem>
 </file>
@@ -2681,20 +2680,9 @@
 </file>
 
 <file path=customXml/itemProps3.xml><?xml version="1.0" encoding="utf-8"?>
-<ds:datastoreItem xmlns:ds="http://schemas.openxmlformats.org/officeDocument/2006/customXml" ds:itemID="{1F7D0E9F-381B-46FE-95B1-72C12F08CA06}">
+<ds:datastoreItem xmlns:ds="http://schemas.openxmlformats.org/officeDocument/2006/customXml" ds:itemID="{11216EA7-F9C9-49E6-9115-4078DE181CD9}">
   <ds:schemaRefs>
-    <ds:schemaRef ds:uri="http://schemas.microsoft.com/office/2006/metadata/contentType"/>
-    <ds:schemaRef ds:uri="http://schemas.microsoft.com/office/2006/metadata/properties/metaAttributes"/>
-    <ds:schemaRef ds:uri="http://www.w3.org/2001/XMLSchema"/>
-    <ds:schemaRef ds:uri="http://schemas.microsoft.com/office/2006/metadata/properties"/>
-    <ds:schemaRef ds:uri="b4c6ad2c-5986-4733-a235-64ff18b52aa9"/>
-    <ds:schemaRef ds:uri="37f9a750-8788-499c-92da-51b33dae9831"/>
-    <ds:schemaRef ds:uri="http://schemas.microsoft.com/office/2006/documentManagement/types"/>
-    <ds:schemaRef ds:uri="http://schemas.microsoft.com/office/infopath/2007/PartnerControls"/>
-    <ds:schemaRef ds:uri="http://schemas.openxmlformats.org/package/2006/metadata/core-properties"/>
-    <ds:schemaRef ds:uri="http://purl.org/dc/elements/1.1/"/>
-    <ds:schemaRef ds:uri="http://purl.org/dc/terms/"/>
-    <ds:schemaRef ds:uri="http://schemas.microsoft.com/internal/obd"/>
+    <ds:schemaRef ds:uri="http://schemas.microsoft.com/sharepoint/v3/contenttype/forms"/>
   </ds:schemaRefs>
 </ds:datastoreItem>
 </file>
--- a/COC Format.docx
+++ b/COC Format.docx
@@ -424,7 +424,27 @@
                 <w:u w:val="single"/>
                 <w:lang w:eastAsia="zh-CN"/>
               </w:rPr>
-              <w:t>[Supplier name]</w:t>
+              <w:t>[</w:t>
+            </w:r>
+            <w:r>
+              <w:rPr>
+                <w:rFonts w:ascii="Verdana" w:eastAsia="SimSun" w:hAnsi="Verdana" w:cs="Arial"/>
+                <w:sz w:val="22"/>
+                <w:szCs w:val="22"/>
+                <w:u w:val="single"/>
+                <w:lang w:eastAsia="zh-CN"/>
+              </w:rPr>
+              <w:t>Customer</w:t>
+            </w:r>
+            <w:r>
+              <w:rPr>
+                <w:rFonts w:ascii="Verdana" w:eastAsia="SimSun" w:hAnsi="Verdana" w:cs="Arial"/>
+                <w:sz w:val="22"/>
+                <w:szCs w:val="22"/>
+                <w:u w:val="single"/>
+                <w:lang w:eastAsia="zh-CN"/>
+              </w:rPr>
+              <w:t>]</w:t>
             </w:r>
           </w:p>
         </w:tc>
@@ -533,23 +553,7 @@
           <w:rFonts w:ascii="Verdana" w:eastAsia="SimSun" w:hAnsi="Verdana" w:cs="Arial"/>
           <w:lang w:eastAsia="zh-CN"/>
         </w:rPr>
-        <w:t xml:space="preserve">It is hereby certified that the parts and / or material included in this shipment </w:t>
-      </w:r>
-      <w:proofErr w:type="gramStart"/>
-      <w:r>
-        <w:rPr>
-          <w:rFonts w:ascii="Verdana" w:eastAsia="SimSun" w:hAnsi="Verdana" w:cs="Arial"/>
-          <w:lang w:eastAsia="zh-CN"/>
-        </w:rPr>
-        <w:t>been</w:t>
-      </w:r>
-      <w:proofErr w:type="gramEnd"/>
-      <w:r>
-        <w:rPr>
-          <w:rFonts w:ascii="Verdana" w:eastAsia="SimSun" w:hAnsi="Verdana" w:cs="Arial"/>
-          <w:lang w:eastAsia="zh-CN"/>
-        </w:rPr>
-        <w:t xml:space="preserve"> manufactured and /or processed in conformance to the customer’s manufacturing drawings, materials, and specifications</w:t>
+        <w:t>It is hereby certified that the parts and / or material included in this shipment been manufactured and /or processed in conformance to the customer’s manufacturing drawings, materials, and specifications</w:t>
       </w:r>
       <w:r>
         <w:rPr>
@@ -1275,27 +1279,7 @@
           <w:szCs w:val="20"/>
           <w:lang w:eastAsia="zh-CN"/>
         </w:rPr>
-        <w:t xml:space="preserve">                </w:t>
-      </w:r>
-      <w:proofErr w:type="spellStart"/>
-      <w:r>
-        <w:rPr>
-          <w:rFonts w:ascii="Verdana" w:eastAsia="SimSun" w:hAnsi="Verdana" w:cs="Arial"/>
-          <w:sz w:val="20"/>
-          <w:szCs w:val="20"/>
-          <w:lang w:eastAsia="zh-CN"/>
-        </w:rPr>
-        <w:t>Bconduct</w:t>
-      </w:r>
-      <w:proofErr w:type="spellEnd"/>
-      <w:r>
-        <w:rPr>
-          <w:rFonts w:ascii="Verdana" w:eastAsia="SimSun" w:hAnsi="Verdana" w:cs="Arial"/>
-          <w:sz w:val="20"/>
-          <w:szCs w:val="20"/>
-          <w:lang w:eastAsia="zh-CN"/>
-        </w:rPr>
-        <w:t xml:space="preserve"> HK</w:t>
+        <w:t xml:space="preserve">                Bconduct HK</w:t>
       </w:r>
     </w:p>
     <w:p>
@@ -2369,6 +2353,26 @@
 </file>
 
 <file path=customXml/item1.xml><?xml version="1.0" encoding="utf-8"?>
+<?mso-contentType ?>
+<FormTemplates xmlns="http://schemas.microsoft.com/sharepoint/v3/contenttype/forms">
+  <Display>DocumentLibraryForm</Display>
+  <Edit>DocumentLibraryForm</Edit>
+  <New>DocumentLibraryForm</New>
+</FormTemplates>
+</file>
+
+<file path=customXml/item2.xml><?xml version="1.0" encoding="utf-8"?>
+<p:properties xmlns:p="http://schemas.microsoft.com/office/2006/metadata/properties" xmlns:xsi="http://www.w3.org/2001/XMLSchema-instance" xmlns:pc="http://schemas.microsoft.com/office/infopath/2007/PartnerControls">
+  <documentManagement>
+    <TaxCatchAll xmlns="37f9a750-8788-499c-92da-51b33dae9831" xsi:nil="true"/>
+    <lcf76f155ced4ddcb4097134ff3c332f xmlns="b4c6ad2c-5986-4733-a235-64ff18b52aa9">
+      <Terms xmlns="http://schemas.microsoft.com/office/infopath/2007/PartnerControls"/>
+    </lcf76f155ced4ddcb4097134ff3c332f>
+  </documentManagement>
+</p:properties>
+</file>
+
+<file path=customXml/item3.xml><?xml version="1.0" encoding="utf-8"?>
 <ct:contentTypeSchema xmlns:ct="http://schemas.microsoft.com/office/2006/metadata/contentType" xmlns:ma="http://schemas.microsoft.com/office/2006/metadata/properties/metaAttributes" ct:_="" ma:_="" ma:contentTypeName="Document" ma:contentTypeID="0x01010033A910E0D4DB284D92DB615CD0517B7F" ma:contentTypeVersion="19" ma:contentTypeDescription="Create a new document." ma:contentTypeScope="" ma:versionID="32f8431f245a0a81b704a512dcdb483e">
   <xsd:schema xmlns:xsd="http://www.w3.org/2001/XMLSchema" xmlns:xs="http://www.w3.org/2001/XMLSchema" xmlns:p="http://schemas.microsoft.com/office/2006/metadata/properties" xmlns:ns2="b4c6ad2c-5986-4733-a235-64ff18b52aa9" xmlns:ns3="37f9a750-8788-499c-92da-51b33dae9831" targetNamespace="http://schemas.microsoft.com/office/2006/metadata/properties" ma:root="true" ma:fieldsID="3fa9af407aed0b244ab909b2ad7e8363" ns2:_="" ns3:_="">
     <xsd:import namespace="b4c6ad2c-5986-4733-a235-64ff18b52aa9"/>
@@ -2629,27 +2633,26 @@
 </ct:contentTypeSchema>
 </file>
 
-<file path=customXml/item2.xml><?xml version="1.0" encoding="utf-8"?>
-<p:properties xmlns:p="http://schemas.microsoft.com/office/2006/metadata/properties" xmlns:xsi="http://www.w3.org/2001/XMLSchema-instance" xmlns:pc="http://schemas.microsoft.com/office/infopath/2007/PartnerControls">
-  <documentManagement>
-    <TaxCatchAll xmlns="37f9a750-8788-499c-92da-51b33dae9831" xsi:nil="true"/>
-    <lcf76f155ced4ddcb4097134ff3c332f xmlns="b4c6ad2c-5986-4733-a235-64ff18b52aa9">
-      <Terms xmlns="http://schemas.microsoft.com/office/infopath/2007/PartnerControls"/>
-    </lcf76f155ced4ddcb4097134ff3c332f>
-  </documentManagement>
-</p:properties>
+<file path=customXml/itemProps1.xml><?xml version="1.0" encoding="utf-8"?>
+<ds:datastoreItem xmlns:ds="http://schemas.openxmlformats.org/officeDocument/2006/customXml" ds:itemID="{11216EA7-F9C9-49E6-9115-4078DE181CD9}">
+  <ds:schemaRefs>
+    <ds:schemaRef ds:uri="http://schemas.microsoft.com/sharepoint/v3/contenttype/forms"/>
+  </ds:schemaRefs>
+</ds:datastoreItem>
 </file>
 
-<file path=customXml/item3.xml><?xml version="1.0" encoding="utf-8"?>
-<?mso-contentType ?>
-<FormTemplates xmlns="http://schemas.microsoft.com/sharepoint/v3/contenttype/forms">
-  <Display>DocumentLibraryForm</Display>
-  <Edit>DocumentLibraryForm</Edit>
-  <New>DocumentLibraryForm</New>
-</FormTemplates>
+<file path=customXml/itemProps2.xml><?xml version="1.0" encoding="utf-8"?>
+<ds:datastoreItem xmlns:ds="http://schemas.openxmlformats.org/officeDocument/2006/customXml" ds:itemID="{07AD164F-76D1-4A85-9532-6164C5526E4C}">
+  <ds:schemaRefs>
+    <ds:schemaRef ds:uri="http://schemas.microsoft.com/office/2006/metadata/properties"/>
+    <ds:schemaRef ds:uri="http://schemas.microsoft.com/office/infopath/2007/PartnerControls"/>
+    <ds:schemaRef ds:uri="37f9a750-8788-499c-92da-51b33dae9831"/>
+    <ds:schemaRef ds:uri="b4c6ad2c-5986-4733-a235-64ff18b52aa9"/>
+  </ds:schemaRefs>
+</ds:datastoreItem>
 </file>
 
-<file path=customXml/itemProps1.xml><?xml version="1.0" encoding="utf-8"?>
+<file path=customXml/itemProps3.xml><?xml version="1.0" encoding="utf-8"?>
 <ds:datastoreItem xmlns:ds="http://schemas.openxmlformats.org/officeDocument/2006/customXml" ds:itemID="{1F7D0E9F-381B-46FE-95B1-72C12F08CA06}">
   <ds:schemaRefs>
     <ds:schemaRef ds:uri="http://schemas.microsoft.com/office/2006/metadata/contentType"/>
@@ -2666,23 +2669,4 @@
     <ds:schemaRef ds:uri="http://schemas.microsoft.com/internal/obd"/>
   </ds:schemaRefs>
 </ds:datastoreItem>
-</file>
-
-<file path=customXml/itemProps2.xml><?xml version="1.0" encoding="utf-8"?>
-<ds:datastoreItem xmlns:ds="http://schemas.openxmlformats.org/officeDocument/2006/customXml" ds:itemID="{07AD164F-76D1-4A85-9532-6164C5526E4C}">
-  <ds:schemaRefs>
-    <ds:schemaRef ds:uri="http://schemas.microsoft.com/office/2006/metadata/properties"/>
-    <ds:schemaRef ds:uri="http://schemas.microsoft.com/office/infopath/2007/PartnerControls"/>
-    <ds:schemaRef ds:uri="37f9a750-8788-499c-92da-51b33dae9831"/>
-    <ds:schemaRef ds:uri="b4c6ad2c-5986-4733-a235-64ff18b52aa9"/>
-  </ds:schemaRefs>
-</ds:datastoreItem>
-</file>
-
-<file path=customXml/itemProps3.xml><?xml version="1.0" encoding="utf-8"?>
-<ds:datastoreItem xmlns:ds="http://schemas.openxmlformats.org/officeDocument/2006/customXml" ds:itemID="{11216EA7-F9C9-49E6-9115-4078DE181CD9}">
-  <ds:schemaRefs>
-    <ds:schemaRef ds:uri="http://schemas.microsoft.com/sharepoint/v3/contenttype/forms"/>
-  </ds:schemaRefs>
-</ds:datastoreItem>
 </file>